--- a/egypt-jan-2027/Письма/Письмо-01_Судовой-оператор_Запрос-фрахта.docx
+++ b/egypt-jan-2027/Письма/Письмо-01_Судовой-оператор_Запрос-фрахта.docx
@@ -314,6 +314,60 @@
                 <w:sz w:val="19"/>
               </w:rPr>
               <w:t>это письмо определяет, какой вариант маршрута вы покупаете. Без ответа на вопрос о ночном движении нельзя выбрать между вариантом A и вариантом B1.</w:t>
+            </w:r>
+          </w:p>
+        </w:tc>
+      </w:tr>
+      <w:tr>
+        <w:tc>
+          <w:tcPr>
+            <w:tcW w:type="dxa" w:w="4929"/>
+            <w:shd w:val="clear" w:fill="F2F5FA"/>
+          </w:tcPr>
+          <w:p>
+            <w:pPr>
+              <w:spacing w:after="40"/>
+            </w:pPr>
+            <w:r>
+              <w:rPr>
+                <w:sz w:val="19"/>
+              </w:rPr>
+            </w:r>
+            <w:r>
+              <w:rPr>
+                <w:b/>
+                <w:sz w:val="19"/>
+              </w:rPr>
+              <w:t>ВЛОЖЕНИЕ</w:t>
+            </w:r>
+          </w:p>
+        </w:tc>
+        <w:tc>
+          <w:tcPr>
+            <w:tcW w:type="dxa" w:w="4929"/>
+            <w:shd w:val="clear" w:fill="F2F5FA"/>
+          </w:tcPr>
+          <w:p>
+            <w:pPr>
+              <w:spacing w:after="40"/>
+            </w:pPr>
+            <w:r>
+              <w:rPr>
+                <w:sz w:val="19"/>
+              </w:rPr>
+            </w:r>
+            <w:r>
+              <w:rPr>
+                <w:rFonts w:ascii="Consolas" w:hAnsi="Consolas"/>
+                <w:sz w:val="19"/>
+              </w:rPr>
+              <w:t>Приложение-к-письму-01_ТЗ-рабочий-салон.docx</w:t>
+            </w:r>
+            <w:r>
+              <w:rPr>
+                <w:sz w:val="19"/>
+              </w:rPr>
+              <w:t>. Отправлять обязательно: без него пункт 16 письма останется без ответа по существу</w:t>
             </w:r>
           </w:p>
         </w:tc>
